--- a/worksheets/02_pp-overview_worksheet.docx
+++ b/worksheets/02_pp-overview_worksheet.docx
@@ -14,7 +14,14 @@
           <w:rFonts w:hint="eastAsia"/>
           <w:lang w:val="en-US"/>
         </w:rPr>
-        <w:t>学籍番号：</w:t>
+        <w:t>学生</w:t>
+      </w:r>
+      <w:r>
+        <w:rPr>
+          <w:rFonts w:hint="eastAsia"/>
+          <w:lang w:val="en-US"/>
+        </w:rPr>
+        <w:t>番号：</w:t>
       </w:r>
       <w:r>
         <w:rPr>
@@ -55,11 +62,6 @@
       </w:pPr>
     </w:p>
     <w:p>
-      <w:pPr>
-        <w:rPr>
-          <w:rFonts w:hint="eastAsia"/>
-        </w:rPr>
-      </w:pPr>
       <w:r>
         <w:rPr>
           <w:rFonts w:hint="eastAsia"/>
@@ -157,7 +159,6 @@
         </w:numPr>
         <w:ind w:left="709"/>
         <w:rPr>
-          <w:rFonts w:hint="eastAsia"/>
           <w:lang w:val="en-US"/>
         </w:rPr>
       </w:pPr>
@@ -169,13 +170,7 @@
         <w:t>むしろ積極的に、同じアクターが複数の段階に関与する可能性も考えてみてください。</w:t>
       </w:r>
     </w:p>
-    <w:p>
-      <w:pPr>
-        <w:rPr>
-          <w:rFonts w:hint="eastAsia"/>
-        </w:rPr>
-      </w:pPr>
-    </w:p>
+    <w:p/>
     <w:p>
       <w:pPr>
         <w:pStyle w:val="a9"/>
@@ -213,7 +208,6 @@
         <w:pStyle w:val="a9"/>
         <w:ind w:left="440"/>
         <w:rPr>
-          <w:rFonts w:hint="eastAsia"/>
           <w:lang w:val="en-US"/>
         </w:rPr>
       </w:pPr>
@@ -268,21 +262,7 @@
           <w:rFonts w:hint="eastAsia"/>
           <w:lang w:val="en-US"/>
         </w:rPr>
-        <w:t>アクター</w:t>
-      </w:r>
-      <w:r>
-        <w:rPr>
-          <w:rFonts w:hint="eastAsia"/>
-          <w:lang w:val="en-US"/>
-        </w:rPr>
-        <w:t>②</w:t>
-      </w:r>
-      <w:r>
-        <w:rPr>
-          <w:rFonts w:hint="eastAsia"/>
-          <w:lang w:val="en-US"/>
-        </w:rPr>
-        <w:t>：</w:t>
+        <w:t>アクター②：</w:t>
       </w:r>
     </w:p>
     <w:p>
@@ -297,28 +277,13 @@
           <w:rFonts w:hint="eastAsia"/>
           <w:lang w:val="en-US"/>
         </w:rPr>
-        <w:t>何をしているか</w:t>
-      </w:r>
-      <w:r>
-        <w:rPr>
-          <w:rFonts w:hint="eastAsia"/>
-          <w:lang w:val="en-US"/>
-        </w:rPr>
-        <w:t>②</w:t>
-      </w:r>
-      <w:r>
-        <w:rPr>
-          <w:rFonts w:hint="eastAsia"/>
-          <w:lang w:val="en-US"/>
-        </w:rPr>
-        <w:t>：</w:t>
+        <w:t>何をしているか②：</w:t>
       </w:r>
     </w:p>
     <w:p>
       <w:pPr>
         <w:ind w:firstLine="440"/>
         <w:rPr>
-          <w:rFonts w:hint="eastAsia"/>
           <w:lang w:val="en-US"/>
         </w:rPr>
       </w:pPr>
@@ -358,7 +323,6 @@
     <w:p>
       <w:pPr>
         <w:rPr>
-          <w:rFonts w:hint="eastAsia"/>
           <w:lang w:val="en-US"/>
         </w:rPr>
       </w:pPr>
@@ -434,7 +398,6 @@
     <w:p>
       <w:pPr>
         <w:rPr>
-          <w:rFonts w:hint="eastAsia"/>
           <w:lang w:val="en-US"/>
         </w:rPr>
       </w:pPr>
@@ -549,7 +512,6 @@
     <w:p>
       <w:pPr>
         <w:rPr>
-          <w:rFonts w:hint="eastAsia"/>
           <w:lang w:val="en-US"/>
         </w:rPr>
       </w:pPr>
@@ -609,7 +571,6 @@
     <w:pPr>
       <w:pStyle w:val="aa"/>
       <w:rPr>
-        <w:rFonts w:hint="eastAsia"/>
         <w:lang w:val="en-US"/>
       </w:rPr>
     </w:pPr>
